--- a/03-Communication-and-Teamwork/Meetings/Minutes/Mentor-Client-Meetings/Meeting Minutes 2025-06-18 (Client).docx
+++ b/03-Communication-and-Teamwork/Meetings/Minutes/Mentor-Client-Meetings/Meeting Minutes 2025-06-18 (Client).docx
@@ -2,7 +2,6 @@
 <file path=word/document.xml><?xml version="1.0" encoding="utf-8"?>
 <w:document xmlns:wpc="http://schemas.microsoft.com/office/word/2010/wordprocessingCanvas" xmlns:cx="http://schemas.microsoft.com/office/drawing/2014/chartex" xmlns:cx1="http://schemas.microsoft.com/office/drawing/2015/9/8/chartex" xmlns:cx2="http://schemas.microsoft.com/office/drawing/2015/10/21/chartex" xmlns:cx3="http://schemas.microsoft.com/office/drawing/2016/5/9/chartex" xmlns:cx4="http://schemas.microsoft.com/office/drawing/2016/5/10/chartex" xmlns:cx5="http://schemas.microsoft.com/office/drawing/2016/5/11/chartex" xmlns:cx6="http://schemas.microsoft.com/office/drawing/2016/5/12/chartex" xmlns:cx7="http://schemas.microsoft.com/office/drawing/2016/5/13/chartex" xmlns:cx8="http://schemas.microsoft.com/office/drawing/2016/5/14/chartex" xmlns:mc="http://schemas.openxmlformats.org/markup-compatibility/2006" xmlns:aink="http://schemas.microsoft.com/office/drawing/2016/ink" xmlns:am3d="http://schemas.microsoft.com/office/drawing/2017/model3d" xmlns:o="urn:schemas-microsoft-com:office:office" xmlns:oel="http://schemas.microsoft.com/office/2019/extlst" xmlns:r="http://schemas.openxmlformats.org/officeDocument/2006/relationships" xmlns:m="http://schemas.openxmlformats.org/officeDocument/2006/math" xmlns:v="urn:schemas-microsoft-com:vml" xmlns:wp14="http://schemas.microsoft.com/office/word/2010/wordprocessingDrawing" xmlns:wp="http://schemas.openxmlformats.org/drawingml/2006/wordprocessingDrawing" xmlns:w10="urn:schemas-microsoft-com:office:word" xmlns:w="http://schemas.openxmlformats.org/wordprocessingml/2006/main" xmlns:w14="http://schemas.microsoft.com/office/word/2010/wordml" xmlns:w15="http://schemas.microsoft.com/office/word/2012/wordml" xmlns:w16cex="http://schemas.microsoft.com/office/word/2018/wordml/cex" xmlns:w16cid="http://schemas.microsoft.com/office/word/2016/wordml/cid" xmlns:w16="http://schemas.microsoft.com/office/word/2018/wordml" xmlns:w16du="http://schemas.microsoft.com/office/word/2023/wordml/word16du" xmlns:w16sdtdh="http://schemas.microsoft.com/office/word/2020/wordml/sdtdatahash" xmlns:w16sdtfl="http://schemas.microsoft.com/office/word/2024/wordml/sdtformatlock" xmlns:w16se="http://schemas.microsoft.com/office/word/2015/wordml/symex" xmlns:wpg="http://schemas.microsoft.com/office/word/2010/wordprocessingGroup" xmlns:wpi="http://schemas.microsoft.com/office/word/2010/wordprocessingInk" xmlns:wne="http://schemas.microsoft.com/office/word/2006/wordml" xmlns:wps="http://schemas.microsoft.com/office/word/2010/wordprocessingShape" mc:Ignorable="w14 w15 w16se w16cid w16 w16cex w16sdtdh w16sdtfl w16du wp14">
   <w:body>
-    <w:p/>
     <w:p>
       <w:pPr>
         <w:jc w:val="center"/>
@@ -16,7 +15,7 @@
           <w:rFonts w:ascii="Calibri" w:hAnsi="Calibri" w:cs="Calibri"/>
           <w:b/>
         </w:rPr>
-        <w:t>Team Meeting</w:t>
+        <w:t>Client/Mentor Meeting</w:t>
       </w:r>
     </w:p>
     <w:p>
@@ -64,14 +63,14 @@
                 <w:rFonts w:ascii="Calibri" w:hAnsi="Calibri" w:cs="Calibri"/>
                 <w:b/>
               </w:rPr>
-              <w:t>Client/</w:t>
-            </w:r>
-            <w:r>
-              <w:rPr>
-                <w:rFonts w:ascii="Calibri" w:hAnsi="Calibri" w:cs="Calibri"/>
-                <w:b/>
-              </w:rPr>
-              <w:t>Project:</w:t>
+              <w:t>Client</w:t>
+            </w:r>
+            <w:r>
+              <w:rPr>
+                <w:rFonts w:ascii="Calibri" w:hAnsi="Calibri" w:cs="Calibri"/>
+                <w:b/>
+              </w:rPr>
+              <w:t>:</w:t>
             </w:r>
           </w:p>
         </w:tc>
@@ -84,50 +83,20 @@
           </w:tcPr>
           <w:p>
             <w:pPr>
-              <w:jc w:val="center"/>
-              <w:rPr>
+              <w:rPr>
+                <w:rFonts w:ascii="Calibri" w:hAnsi="Calibri" w:cs="Calibri"/>
                 <w:b/>
                 <w:bCs/>
                 <w:color w:val="000000"/>
-                <w:sz w:val="40"/>
-                <w:szCs w:val="40"/>
-              </w:rPr>
-            </w:pPr>
-            <w:r>
-              <w:rPr>
-                <w:rFonts w:ascii="Calibri" w:hAnsi="Calibri" w:cs="Calibri"/>
-                <w:b/>
-              </w:rPr>
-              <w:t xml:space="preserve">Raymond Lutui </w:t>
-            </w:r>
-            <w:r>
-              <w:rPr>
-                <w:rFonts w:ascii="Aptos" w:hAnsi="Aptos" w:cs="Calibri"/>
-                <w:b/>
-                <w:sz w:val="14"/>
-                <w:szCs w:val="14"/>
-              </w:rPr>
-              <w:t xml:space="preserve">- </w:t>
-            </w:r>
-            <w:r>
-              <w:rPr>
-                <w:rFonts w:ascii="Aptos" w:hAnsi="Aptos"/>
-                <w:b/>
-                <w:bCs/>
-                <w:color w:val="000000"/>
-                <w:sz w:val="22"/>
-                <w:szCs w:val="22"/>
-              </w:rPr>
-              <w:t>Network Performance Evaluation on Linux Based Operating Systems</w:t>
-            </w:r>
-          </w:p>
-          <w:p>
-            <w:pPr>
-              <w:rPr>
-                <w:rFonts w:ascii="Calibri" w:hAnsi="Calibri" w:cs="Calibri"/>
-                <w:b/>
-              </w:rPr>
-            </w:pPr>
+              </w:rPr>
+            </w:pPr>
+            <w:r>
+              <w:rPr>
+                <w:rFonts w:ascii="Calibri" w:hAnsi="Calibri" w:cs="Calibri"/>
+                <w:b/>
+              </w:rPr>
+              <w:t>Raymond Lutui</w:t>
+            </w:r>
           </w:p>
         </w:tc>
       </w:tr>
@@ -150,23 +119,8 @@
                 <w:rFonts w:ascii="Calibri" w:hAnsi="Calibri" w:cs="Calibri"/>
                 <w:b/>
               </w:rPr>
-              <w:t>Purpose</w:t>
-            </w:r>
-            <w:r>
-              <w:rPr>
-                <w:rFonts w:ascii="Calibri" w:hAnsi="Calibri" w:cs="Calibri"/>
-                <w:b/>
-              </w:rPr>
-              <w:t>:</w:t>
-            </w:r>
-          </w:p>
-          <w:p>
-            <w:pPr>
-              <w:rPr>
-                <w:rFonts w:ascii="Calibri" w:hAnsi="Calibri" w:cs="Calibri"/>
-                <w:b/>
-              </w:rPr>
-            </w:pPr>
+              <w:t>Project:</w:t>
+            </w:r>
           </w:p>
         </w:tc>
         <w:tc>
@@ -181,16 +135,16 @@
               <w:rPr>
                 <w:rFonts w:ascii="Calibri" w:hAnsi="Calibri" w:cs="Calibri"/>
                 <w:b/>
+              </w:rPr>
+            </w:pPr>
+            <w:r>
+              <w:rPr>
+                <w:rFonts w:ascii="Calibri" w:hAnsi="Calibri" w:cs="Calibri"/>
+                <w:b/>
                 <w:bCs/>
-              </w:rPr>
-            </w:pPr>
-            <w:r>
-              <w:rPr>
-                <w:rFonts w:ascii="Calibri" w:hAnsi="Calibri" w:cs="Calibri"/>
-                <w:b/>
-                <w:bCs/>
-              </w:rPr>
-              <w:t xml:space="preserve">Ubuntu Evaluation – Final Review and Feedback </w:t>
+                <w:color w:val="000000"/>
+              </w:rPr>
+              <w:t>Network Performance Evaluation on Linux Based Operating Systems</w:t>
             </w:r>
           </w:p>
         </w:tc>
@@ -199,49 +153,54 @@
         <w:tc>
           <w:tcPr>
             <w:tcW w:w="2952" w:type="dxa"/>
-            <w:vAlign w:val="center"/>
-          </w:tcPr>
-          <w:p>
-            <w:pPr>
-              <w:rPr>
-                <w:rFonts w:ascii="Calibri" w:hAnsi="Calibri" w:cs="Calibri"/>
-                <w:b/>
-              </w:rPr>
-            </w:pPr>
-            <w:r>
-              <w:rPr>
-                <w:rFonts w:ascii="Calibri" w:hAnsi="Calibri" w:cs="Calibri"/>
-                <w:b/>
-              </w:rPr>
-              <w:t>Meeting called by:</w:t>
-            </w:r>
-          </w:p>
-          <w:p>
-            <w:pPr>
-              <w:rPr>
-                <w:rFonts w:ascii="Calibri" w:hAnsi="Calibri" w:cs="Calibri"/>
-                <w:b/>
-              </w:rPr>
-            </w:pPr>
+            <w:shd w:val="clear" w:color="auto" w:fill="D9D9D9"/>
+            <w:vAlign w:val="center"/>
+          </w:tcPr>
+          <w:p>
+            <w:pPr>
+              <w:rPr>
+                <w:rFonts w:ascii="Calibri" w:hAnsi="Calibri" w:cs="Calibri"/>
+                <w:b/>
+              </w:rPr>
+            </w:pPr>
+            <w:r>
+              <w:rPr>
+                <w:rFonts w:ascii="Calibri" w:hAnsi="Calibri" w:cs="Calibri"/>
+                <w:b/>
+              </w:rPr>
+              <w:t>Purpose</w:t>
+            </w:r>
+            <w:r>
+              <w:rPr>
+                <w:rFonts w:ascii="Calibri" w:hAnsi="Calibri" w:cs="Calibri"/>
+                <w:b/>
+              </w:rPr>
+              <w:t>:</w:t>
+            </w:r>
           </w:p>
         </w:tc>
         <w:tc>
           <w:tcPr>
             <w:tcW w:w="7038" w:type="dxa"/>
             <w:gridSpan w:val="2"/>
-            <w:vAlign w:val="center"/>
-          </w:tcPr>
-          <w:p>
-            <w:pPr>
-              <w:rPr>
-                <w:rFonts w:ascii="Calibri" w:hAnsi="Calibri" w:cs="Calibri"/>
-              </w:rPr>
-            </w:pPr>
-            <w:r>
-              <w:rPr>
-                <w:rFonts w:ascii="Calibri" w:hAnsi="Calibri" w:cs="Calibri"/>
-              </w:rPr>
-              <w:t>Thomas</w:t>
+            <w:shd w:val="clear" w:color="auto" w:fill="D9D9D9"/>
+            <w:vAlign w:val="center"/>
+          </w:tcPr>
+          <w:p>
+            <w:pPr>
+              <w:rPr>
+                <w:rFonts w:ascii="Calibri" w:hAnsi="Calibri" w:cs="Calibri"/>
+                <w:b/>
+                <w:bCs/>
+              </w:rPr>
+            </w:pPr>
+            <w:r>
+              <w:rPr>
+                <w:rFonts w:ascii="Calibri" w:hAnsi="Calibri" w:cs="Calibri"/>
+                <w:b/>
+                <w:bCs/>
+              </w:rPr>
+              <w:t xml:space="preserve">Ubuntu Evaluation – Final Review and Feedback </w:t>
             </w:r>
           </w:p>
         </w:tc>
@@ -257,194 +216,47 @@
               <w:rPr>
                 <w:rFonts w:ascii="Calibri" w:hAnsi="Calibri" w:cs="Calibri"/>
                 <w:b/>
-                <w:bCs/>
-              </w:rPr>
-            </w:pPr>
-            <w:r>
-              <w:rPr>
-                <w:rFonts w:ascii="Calibri" w:hAnsi="Calibri" w:cs="Calibri"/>
-                <w:b/>
-                <w:bCs/>
-              </w:rPr>
-              <w:t>Location:</w:t>
-            </w:r>
-            <w:r>
-              <w:rPr>
-                <w:rFonts w:ascii="Calibri" w:hAnsi="Calibri" w:cs="Calibri"/>
-                <w:b/>
-                <w:bCs/>
+              </w:rPr>
+            </w:pPr>
+            <w:r>
+              <w:rPr>
+                <w:rFonts w:ascii="Calibri" w:hAnsi="Calibri" w:cs="Calibri"/>
+                <w:b/>
+              </w:rPr>
+              <w:t>Meeting called by:</w:t>
+            </w:r>
+          </w:p>
+        </w:tc>
+        <w:tc>
+          <w:tcPr>
+            <w:tcW w:w="7038" w:type="dxa"/>
+            <w:gridSpan w:val="2"/>
+            <w:vAlign w:val="center"/>
+          </w:tcPr>
+          <w:p>
+            <w:pPr>
+              <w:rPr>
+                <w:rFonts w:ascii="Calibri" w:hAnsi="Calibri" w:cs="Calibri"/>
+              </w:rPr>
+            </w:pPr>
+            <w:r>
+              <w:rPr>
+                <w:rFonts w:ascii="Calibri" w:hAnsi="Calibri" w:cs="Calibri"/>
+              </w:rPr>
+              <w:t>Thomas</w:t>
+            </w:r>
+            <w:r>
+              <w:rPr>
+                <w:rFonts w:ascii="Calibri" w:hAnsi="Calibri" w:cs="Calibri"/>
               </w:rPr>
               <w:t xml:space="preserve"> </w:t>
             </w:r>
             <w:r>
               <w:rPr>
                 <w:rFonts w:ascii="Calibri" w:hAnsi="Calibri" w:cs="Calibri"/>
-                <w:b/>
-                <w:bCs/>
-              </w:rPr>
-              <w:t xml:space="preserve"> WZ1101</w:t>
-            </w:r>
-          </w:p>
-          <w:p>
-            <w:pPr>
-              <w:rPr>
-                <w:rFonts w:ascii="Calibri" w:hAnsi="Calibri" w:cs="Calibri"/>
-                <w:b/>
-              </w:rPr>
-            </w:pPr>
-          </w:p>
-        </w:tc>
-        <w:tc>
-          <w:tcPr>
-            <w:tcW w:w="2952" w:type="dxa"/>
-            <w:vAlign w:val="center"/>
-          </w:tcPr>
-          <w:p>
-            <w:pPr>
-              <w:rPr>
-                <w:rFonts w:ascii="Calibri" w:hAnsi="Calibri" w:cs="Calibri"/>
-                <w:b/>
-                <w:bCs/>
-              </w:rPr>
-            </w:pPr>
-            <w:r>
-              <w:rPr>
-                <w:rFonts w:ascii="Calibri" w:hAnsi="Calibri" w:cs="Calibri"/>
-                <w:b/>
-                <w:bCs/>
-              </w:rPr>
-              <w:t>Date:</w:t>
-            </w:r>
-            <w:r>
-              <w:rPr>
-                <w:rFonts w:ascii="Calibri" w:hAnsi="Calibri" w:cs="Calibri"/>
-                <w:b/>
-                <w:bCs/>
-              </w:rPr>
-              <w:t xml:space="preserve"> </w:t>
-            </w:r>
-            <w:r>
-              <w:rPr>
-                <w:rFonts w:ascii="Calibri" w:hAnsi="Calibri" w:cs="Calibri"/>
-                <w:b/>
-                <w:bCs/>
-              </w:rPr>
-              <w:t>1</w:t>
-            </w:r>
-            <w:r>
-              <w:rPr>
-                <w:rFonts w:ascii="Calibri" w:hAnsi="Calibri" w:cs="Calibri"/>
-                <w:b/>
-                <w:bCs/>
-              </w:rPr>
-              <w:t>8</w:t>
-            </w:r>
-            <w:r>
-              <w:rPr>
-                <w:rFonts w:ascii="Calibri" w:hAnsi="Calibri" w:cs="Calibri"/>
-                <w:b/>
-                <w:bCs/>
-              </w:rPr>
-              <w:t>/</w:t>
-            </w:r>
-            <w:r>
-              <w:rPr>
-                <w:rFonts w:ascii="Calibri" w:hAnsi="Calibri" w:cs="Calibri"/>
-                <w:b/>
-                <w:bCs/>
-              </w:rPr>
-              <w:t>06</w:t>
-            </w:r>
-            <w:r>
-              <w:rPr>
-                <w:rFonts w:ascii="Calibri" w:hAnsi="Calibri" w:cs="Calibri"/>
-                <w:b/>
-                <w:bCs/>
-              </w:rPr>
-              <w:t>/25</w:t>
-            </w:r>
-          </w:p>
-        </w:tc>
-        <w:tc>
-          <w:tcPr>
-            <w:tcW w:w="4086" w:type="dxa"/>
-            <w:vAlign w:val="center"/>
-          </w:tcPr>
-          <w:p>
-            <w:pPr>
-              <w:rPr>
-                <w:rFonts w:ascii="Calibri" w:hAnsi="Calibri" w:cs="Calibri"/>
-              </w:rPr>
-            </w:pPr>
-            <w:r>
-              <w:rPr>
-                <w:rFonts w:ascii="Calibri" w:hAnsi="Calibri" w:cs="Calibri"/>
-                <w:b/>
-                <w:bCs/>
-              </w:rPr>
-              <w:t>Time:</w:t>
-            </w:r>
-            <w:r>
-              <w:rPr>
-                <w:rFonts w:ascii="Calibri" w:hAnsi="Calibri" w:cs="Calibri"/>
-              </w:rPr>
-              <w:t xml:space="preserve"> </w:t>
-            </w:r>
-            <w:r>
-              <w:rPr>
-                <w:rFonts w:ascii="Calibri" w:hAnsi="Calibri" w:cs="Calibri"/>
-              </w:rPr>
-              <w:t>1</w:t>
-            </w:r>
-            <w:r>
-              <w:rPr>
-                <w:rFonts w:ascii="Calibri" w:hAnsi="Calibri" w:cs="Calibri"/>
-              </w:rPr>
-              <w:t>1</w:t>
-            </w:r>
-            <w:r>
-              <w:rPr>
-                <w:rFonts w:ascii="Calibri" w:hAnsi="Calibri" w:cs="Calibri"/>
-              </w:rPr>
-              <w:t>:00</w:t>
-            </w:r>
-            <w:r>
-              <w:rPr>
-                <w:rFonts w:ascii="Calibri" w:hAnsi="Calibri" w:cs="Calibri"/>
-              </w:rPr>
-              <w:t xml:space="preserve">pm – </w:t>
-            </w:r>
-            <w:r>
-              <w:rPr>
-                <w:rFonts w:ascii="Calibri" w:hAnsi="Calibri" w:cs="Calibri"/>
-              </w:rPr>
-              <w:t>1</w:t>
-            </w:r>
-            <w:r>
-              <w:rPr>
-                <w:rFonts w:ascii="Calibri" w:hAnsi="Calibri" w:cs="Calibri"/>
-              </w:rPr>
-              <w:t>1:30</w:t>
-            </w:r>
-            <w:r>
-              <w:rPr>
-                <w:rFonts w:ascii="Calibri" w:hAnsi="Calibri" w:cs="Calibri"/>
-              </w:rPr>
-              <w:t xml:space="preserve"> </w:t>
-            </w:r>
-            <w:r>
-              <w:rPr>
-                <w:rFonts w:ascii="Calibri" w:hAnsi="Calibri" w:cs="Calibri"/>
-              </w:rPr>
-              <w:t>pm</w:t>
-            </w:r>
-          </w:p>
-          <w:p>
-            <w:pPr>
-              <w:rPr>
-                <w:rFonts w:ascii="Calibri" w:hAnsi="Calibri" w:cs="Calibri"/>
-              </w:rPr>
-            </w:pPr>
+              </w:rPr>
+              <w:t>Robinson</w:t>
+            </w:r>
           </w:p>
         </w:tc>
       </w:tr>
@@ -459,6 +271,181 @@
               <w:rPr>
                 <w:rFonts w:ascii="Calibri" w:hAnsi="Calibri" w:cs="Calibri"/>
                 <w:b/>
+                <w:bCs/>
+              </w:rPr>
+            </w:pPr>
+            <w:r>
+              <w:rPr>
+                <w:rFonts w:ascii="Calibri" w:hAnsi="Calibri" w:cs="Calibri"/>
+                <w:b/>
+                <w:bCs/>
+              </w:rPr>
+              <w:t>Location:</w:t>
+            </w:r>
+            <w:r>
+              <w:rPr>
+                <w:rFonts w:ascii="Calibri" w:hAnsi="Calibri" w:cs="Calibri"/>
+                <w:b/>
+                <w:bCs/>
+              </w:rPr>
+              <w:t xml:space="preserve"> </w:t>
+            </w:r>
+            <w:r>
+              <w:rPr>
+                <w:rFonts w:ascii="Calibri" w:hAnsi="Calibri" w:cs="Calibri"/>
+              </w:rPr>
+              <w:t>WZ1101</w:t>
+            </w:r>
+          </w:p>
+        </w:tc>
+        <w:tc>
+          <w:tcPr>
+            <w:tcW w:w="2952" w:type="dxa"/>
+            <w:vAlign w:val="center"/>
+          </w:tcPr>
+          <w:p>
+            <w:pPr>
+              <w:rPr>
+                <w:rFonts w:ascii="Calibri" w:hAnsi="Calibri" w:cs="Calibri"/>
+                <w:b/>
+                <w:bCs/>
+              </w:rPr>
+            </w:pPr>
+            <w:r>
+              <w:rPr>
+                <w:rFonts w:ascii="Calibri" w:hAnsi="Calibri" w:cs="Calibri"/>
+                <w:b/>
+                <w:bCs/>
+              </w:rPr>
+              <w:t>Date:</w:t>
+            </w:r>
+            <w:r>
+              <w:rPr>
+                <w:rFonts w:ascii="Calibri" w:hAnsi="Calibri" w:cs="Calibri"/>
+                <w:b/>
+                <w:bCs/>
+              </w:rPr>
+              <w:t xml:space="preserve"> </w:t>
+            </w:r>
+            <w:r>
+              <w:rPr>
+                <w:rFonts w:ascii="Calibri" w:hAnsi="Calibri" w:cs="Calibri"/>
+              </w:rPr>
+              <w:t>1</w:t>
+            </w:r>
+            <w:r>
+              <w:rPr>
+                <w:rFonts w:ascii="Calibri" w:hAnsi="Calibri" w:cs="Calibri"/>
+              </w:rPr>
+              <w:t>8</w:t>
+            </w:r>
+            <w:r>
+              <w:rPr>
+                <w:rFonts w:ascii="Calibri" w:hAnsi="Calibri" w:cs="Calibri"/>
+              </w:rPr>
+              <w:t>/</w:t>
+            </w:r>
+            <w:r>
+              <w:rPr>
+                <w:rFonts w:ascii="Calibri" w:hAnsi="Calibri" w:cs="Calibri"/>
+              </w:rPr>
+              <w:t>06</w:t>
+            </w:r>
+            <w:r>
+              <w:rPr>
+                <w:rFonts w:ascii="Calibri" w:hAnsi="Calibri" w:cs="Calibri"/>
+              </w:rPr>
+              <w:t>/25</w:t>
+            </w:r>
+          </w:p>
+        </w:tc>
+        <w:tc>
+          <w:tcPr>
+            <w:tcW w:w="4086" w:type="dxa"/>
+            <w:vAlign w:val="center"/>
+          </w:tcPr>
+          <w:p>
+            <w:pPr>
+              <w:rPr>
+                <w:rFonts w:ascii="Calibri" w:hAnsi="Calibri" w:cs="Calibri"/>
+              </w:rPr>
+            </w:pPr>
+            <w:r>
+              <w:rPr>
+                <w:rFonts w:ascii="Calibri" w:hAnsi="Calibri" w:cs="Calibri"/>
+                <w:b/>
+                <w:bCs/>
+              </w:rPr>
+              <w:t>Time:</w:t>
+            </w:r>
+            <w:r>
+              <w:rPr>
+                <w:rFonts w:ascii="Calibri" w:hAnsi="Calibri" w:cs="Calibri"/>
+              </w:rPr>
+              <w:t xml:space="preserve"> </w:t>
+            </w:r>
+            <w:r>
+              <w:rPr>
+                <w:rFonts w:ascii="Calibri" w:hAnsi="Calibri" w:cs="Calibri"/>
+              </w:rPr>
+              <w:t>1</w:t>
+            </w:r>
+            <w:r>
+              <w:rPr>
+                <w:rFonts w:ascii="Calibri" w:hAnsi="Calibri" w:cs="Calibri"/>
+              </w:rPr>
+              <w:t>1</w:t>
+            </w:r>
+            <w:r>
+              <w:rPr>
+                <w:rFonts w:ascii="Calibri" w:hAnsi="Calibri" w:cs="Calibri"/>
+              </w:rPr>
+              <w:t>:00</w:t>
+            </w:r>
+            <w:r>
+              <w:rPr>
+                <w:rFonts w:ascii="Calibri" w:hAnsi="Calibri" w:cs="Calibri"/>
+              </w:rPr>
+              <w:t xml:space="preserve">pm – </w:t>
+            </w:r>
+            <w:r>
+              <w:rPr>
+                <w:rFonts w:ascii="Calibri" w:hAnsi="Calibri" w:cs="Calibri"/>
+              </w:rPr>
+              <w:t>1</w:t>
+            </w:r>
+            <w:r>
+              <w:rPr>
+                <w:rFonts w:ascii="Calibri" w:hAnsi="Calibri" w:cs="Calibri"/>
+              </w:rPr>
+              <w:t>1:30</w:t>
+            </w:r>
+            <w:r>
+              <w:rPr>
+                <w:rFonts w:ascii="Calibri" w:hAnsi="Calibri" w:cs="Calibri"/>
+              </w:rPr>
+              <w:t xml:space="preserve"> </w:t>
+            </w:r>
+            <w:r>
+              <w:rPr>
+                <w:rFonts w:ascii="Calibri" w:hAnsi="Calibri" w:cs="Calibri"/>
+              </w:rPr>
+              <w:t>pm</w:t>
+            </w:r>
+          </w:p>
+        </w:tc>
+      </w:tr>
+      <w:tr>
+        <w:tc>
+          <w:tcPr>
+            <w:tcW w:w="2952" w:type="dxa"/>
+            <w:vAlign w:val="center"/>
+          </w:tcPr>
+          <w:p>
+            <w:pPr>
+              <w:rPr>
+                <w:rFonts w:ascii="Calibri" w:hAnsi="Calibri" w:cs="Calibri"/>
+                <w:bCs/>
               </w:rPr>
             </w:pPr>
             <w:r>
@@ -468,14 +455,13 @@
               </w:rPr>
               <w:t>QA:</w:t>
             </w:r>
-          </w:p>
-          <w:p>
-            <w:pPr>
-              <w:rPr>
-                <w:rFonts w:ascii="Calibri" w:hAnsi="Calibri" w:cs="Calibri"/>
-                <w:b/>
-              </w:rPr>
-            </w:pPr>
+            <w:r>
+              <w:rPr>
+                <w:rFonts w:ascii="Calibri" w:hAnsi="Calibri" w:cs="Calibri"/>
+                <w:bCs/>
+              </w:rPr>
+              <w:t xml:space="preserve"> Larissa Goh</w:t>
+            </w:r>
           </w:p>
         </w:tc>
         <w:tc>
@@ -494,30 +480,22 @@
                 <w:rFonts w:ascii="Calibri" w:hAnsi="Calibri" w:cs="Calibri"/>
                 <w:b/>
               </w:rPr>
-              <w:t>Version</w:t>
-            </w:r>
-            <w:r>
-              <w:rPr>
-                <w:rFonts w:ascii="Calibri" w:hAnsi="Calibri" w:cs="Calibri"/>
-                <w:b/>
-              </w:rPr>
-              <w:t xml:space="preserve">: </w:t>
-            </w:r>
-            <w:r>
-              <w:rPr>
-                <w:rFonts w:ascii="Calibri" w:hAnsi="Calibri" w:cs="Calibri"/>
-                <w:b/>
-              </w:rPr>
-              <w:t>1.0</w:t>
-            </w:r>
-          </w:p>
-          <w:p>
-            <w:pPr>
-              <w:rPr>
-                <w:rFonts w:ascii="Calibri" w:hAnsi="Calibri" w:cs="Calibri"/>
-                <w:b/>
-              </w:rPr>
-            </w:pPr>
+              <w:t xml:space="preserve">Version: </w:t>
+            </w:r>
+            <w:r>
+              <w:rPr>
+                <w:rFonts w:ascii="Calibri" w:hAnsi="Calibri" w:cs="Calibri"/>
+                <w:bCs/>
+              </w:rPr>
+              <w:t>1.</w:t>
+            </w:r>
+            <w:r>
+              <w:rPr>
+                <w:rFonts w:ascii="Calibri" w:hAnsi="Calibri" w:cs="Calibri"/>
+                <w:bCs/>
+              </w:rPr>
+              <w:t>1</w:t>
+            </w:r>
           </w:p>
         </w:tc>
         <w:tc>
@@ -542,27 +520,9 @@
             <w:r>
               <w:rPr>
                 <w:rFonts w:ascii="Calibri" w:hAnsi="Calibri" w:cs="Calibri"/>
-                <w:b/>
-                <w:bCs/>
-              </w:rPr>
-              <w:t xml:space="preserve"> </w:t>
-            </w:r>
-            <w:r>
-              <w:rPr>
-                <w:rFonts w:ascii="Calibri" w:hAnsi="Calibri" w:cs="Calibri"/>
-                <w:b/>
-                <w:bCs/>
-              </w:rPr>
-              <w:t>Win Phyo</w:t>
-            </w:r>
-          </w:p>
-          <w:p>
-            <w:pPr>
-              <w:rPr>
-                <w:rFonts w:ascii="Calibri" w:hAnsi="Calibri" w:cs="Calibri"/>
-                <w:b/>
-              </w:rPr>
-            </w:pPr>
+              </w:rPr>
+              <w:t>Thomas</w:t>
+            </w:r>
           </w:p>
         </w:tc>
       </w:tr>
@@ -587,14 +547,7 @@
           <w:rFonts w:ascii="Calibri" w:hAnsi="Calibri" w:cs="Calibri"/>
           <w:b/>
         </w:rPr>
-        <w:t xml:space="preserve">Meeting </w:t>
-      </w:r>
-      <w:r>
-        <w:rPr>
-          <w:rFonts w:ascii="Calibri" w:hAnsi="Calibri" w:cs="Calibri"/>
-          <w:b/>
-        </w:rPr>
-        <w:t>Attendees</w:t>
+        <w:t>Meeting Attendees</w:t>
       </w:r>
     </w:p>
     <w:p>
@@ -707,12 +660,12 @@
           <w:p>
             <w:pPr>
               <w:rPr>
-                <w:rFonts w:ascii="Aptos" w:hAnsi="Aptos"/>
-              </w:rPr>
-            </w:pPr>
-            <w:r>
-              <w:rPr>
-                <w:rFonts w:ascii="Aptos" w:hAnsi="Aptos"/>
+                <w:rFonts w:ascii="Calibri" w:hAnsi="Calibri" w:cs="Calibri"/>
+              </w:rPr>
+            </w:pPr>
+            <w:r>
+              <w:rPr>
+                <w:rFonts w:ascii="Calibri" w:hAnsi="Calibri" w:cs="Calibri"/>
               </w:rPr>
               <w:t>Thomas Robinson</w:t>
             </w:r>
@@ -746,12 +699,12 @@
           <w:p>
             <w:pPr>
               <w:rPr>
-                <w:rFonts w:ascii="Aptos" w:hAnsi="Aptos" w:cs="Calibri"/>
-              </w:rPr>
-            </w:pPr>
-            <w:r>
-              <w:rPr>
-                <w:rFonts w:ascii="Aptos" w:hAnsi="Aptos"/>
+                <w:rFonts w:ascii="Calibri" w:hAnsi="Calibri" w:cs="Calibri"/>
+              </w:rPr>
+            </w:pPr>
+            <w:r>
+              <w:rPr>
+                <w:rFonts w:ascii="Calibri" w:hAnsi="Calibri" w:cs="Calibri"/>
               </w:rPr>
               <w:t>Win Phyo</w:t>
             </w:r>
@@ -785,7 +738,7 @@
           <w:p>
             <w:pPr>
               <w:rPr>
-                <w:rFonts w:ascii="Aptos" w:hAnsi="Aptos" w:cs="Calibri"/>
+                <w:rFonts w:ascii="Calibri" w:hAnsi="Calibri" w:cs="Calibri"/>
               </w:rPr>
             </w:pPr>
             <w:r>
@@ -814,34 +767,6 @@
               </w:rPr>
               <w:t>Client</w:t>
             </w:r>
-          </w:p>
-        </w:tc>
-      </w:tr>
-      <w:tr>
-        <w:tc>
-          <w:tcPr>
-            <w:tcW w:w="5940" w:type="dxa"/>
-          </w:tcPr>
-          <w:p>
-            <w:pPr>
-              <w:rPr>
-                <w:rFonts w:ascii="Aptos" w:hAnsi="Aptos" w:cs="Calibri"/>
-                <w:bCs/>
-              </w:rPr>
-            </w:pPr>
-          </w:p>
-        </w:tc>
-        <w:tc>
-          <w:tcPr>
-            <w:tcW w:w="4050" w:type="dxa"/>
-            <w:vAlign w:val="center"/>
-          </w:tcPr>
-          <w:p>
-            <w:pPr>
-              <w:rPr>
-                <w:rFonts w:ascii="Calibri" w:hAnsi="Calibri" w:cs="Calibri"/>
-              </w:rPr>
-            </w:pPr>
           </w:p>
         </w:tc>
       </w:tr>
@@ -1167,6 +1092,12 @@
                 <w:rFonts w:ascii="Calibri" w:hAnsi="Calibri" w:cs="Calibri"/>
               </w:rPr>
               <w:t>Daniel</w:t>
+            </w:r>
+            <w:r>
+              <w:rPr>
+                <w:rFonts w:ascii="Calibri" w:hAnsi="Calibri" w:cs="Calibri"/>
+              </w:rPr>
+              <w:t xml:space="preserve"> Vaipulu</w:t>
             </w:r>
           </w:p>
         </w:tc>
@@ -1335,25 +1266,7 @@
               <w:rPr>
                 <w:rFonts w:ascii="Calibri" w:hAnsi="Calibri" w:cs="Calibri"/>
               </w:rPr>
-              <w:t xml:space="preserve">Minutes </w:t>
-            </w:r>
-            <w:r>
-              <w:rPr>
-                <w:rFonts w:ascii="Calibri" w:hAnsi="Calibri" w:cs="Calibri"/>
-              </w:rPr>
-              <w:t>circulation to:</w:t>
-            </w:r>
-            <w:r>
-              <w:rPr>
-                <w:rFonts w:ascii="Calibri" w:hAnsi="Calibri" w:cs="Calibri"/>
-              </w:rPr>
-              <w:t xml:space="preserve"> </w:t>
-            </w:r>
-            <w:r>
-              <w:rPr>
-                <w:rFonts w:ascii="Calibri" w:hAnsi="Calibri" w:cs="Calibri"/>
-              </w:rPr>
-              <w:t>All team members</w:t>
+              <w:t>Minutes circulation to: Project Team</w:t>
             </w:r>
           </w:p>
         </w:tc>
@@ -1386,6 +1299,7 @@
           <w:rFonts w:ascii="Calibri" w:hAnsi="Calibri" w:cs="Calibri"/>
           <w:b/>
         </w:rPr>
+        <w:lastRenderedPageBreak/>
         <w:t>Agenda</w:t>
       </w:r>
     </w:p>
@@ -1541,7 +1455,31 @@
               <w:rPr>
                 <w:rFonts w:ascii="Calibri" w:hAnsi="Calibri" w:cs="Calibri"/>
               </w:rPr>
-              <w:t>Ubuntu Evaluation Data Run through</w:t>
+              <w:t xml:space="preserve">Ubuntu Evaluation Data </w:t>
+            </w:r>
+            <w:r>
+              <w:rPr>
+                <w:rFonts w:ascii="Calibri" w:hAnsi="Calibri" w:cs="Calibri"/>
+              </w:rPr>
+              <w:t>r</w:t>
+            </w:r>
+            <w:r>
+              <w:rPr>
+                <w:rFonts w:ascii="Calibri" w:hAnsi="Calibri" w:cs="Calibri"/>
+              </w:rPr>
+              <w:t>un</w:t>
+            </w:r>
+            <w:r>
+              <w:rPr>
+                <w:rFonts w:ascii="Calibri" w:hAnsi="Calibri" w:cs="Calibri"/>
+              </w:rPr>
+              <w:t>-</w:t>
+            </w:r>
+            <w:r>
+              <w:rPr>
+                <w:rFonts w:ascii="Calibri" w:hAnsi="Calibri" w:cs="Calibri"/>
+              </w:rPr>
+              <w:t>through</w:t>
             </w:r>
           </w:p>
         </w:tc>
@@ -1758,7 +1696,6 @@
         </w:tc>
       </w:tr>
     </w:tbl>
-    <w:p/>
     <w:p>
       <w:pPr>
         <w:rPr>
@@ -1779,35 +1716,7 @@
           <w:rFonts w:ascii="Calibri" w:hAnsi="Calibri" w:cs="Calibri"/>
           <w:b/>
         </w:rPr>
-        <w:t xml:space="preserve">Open Action Items/Action Items </w:t>
-      </w:r>
-      <w:r>
-        <w:rPr>
-          <w:rFonts w:ascii="Calibri" w:hAnsi="Calibri" w:cs="Calibri"/>
-          <w:b/>
-        </w:rPr>
-        <w:t>f</w:t>
-      </w:r>
-      <w:r>
-        <w:rPr>
-          <w:rFonts w:ascii="Calibri" w:hAnsi="Calibri" w:cs="Calibri"/>
-          <w:b/>
-        </w:rPr>
-        <w:t xml:space="preserve">rom </w:t>
-      </w:r>
-      <w:r>
-        <w:rPr>
-          <w:rFonts w:ascii="Calibri" w:hAnsi="Calibri" w:cs="Calibri"/>
-          <w:b/>
-        </w:rPr>
-        <w:t xml:space="preserve">the </w:t>
-      </w:r>
-      <w:r>
-        <w:rPr>
-          <w:rFonts w:ascii="Calibri" w:hAnsi="Calibri" w:cs="Calibri"/>
-          <w:b/>
-        </w:rPr>
-        <w:t>Previous Meeting</w:t>
+        <w:t>Open Action Items/Action Items from the Previous Meeting</w:t>
       </w:r>
     </w:p>
     <w:p>
@@ -2005,14 +1914,7 @@
           <w:rFonts w:ascii="Calibri" w:hAnsi="Calibri" w:cs="Calibri"/>
           <w:b/>
         </w:rPr>
-        <w:t xml:space="preserve">Discussion </w:t>
-      </w:r>
-      <w:r>
-        <w:rPr>
-          <w:rFonts w:ascii="Calibri" w:hAnsi="Calibri" w:cs="Calibri"/>
-          <w:b/>
-        </w:rPr>
-        <w:t>and Decisions</w:t>
+        <w:t>Discussion and Decisions</w:t>
       </w:r>
     </w:p>
     <w:p>
@@ -2045,7 +1947,6 @@
           <w:tcPr>
             <w:tcW w:w="540" w:type="dxa"/>
             <w:shd w:val="clear" w:color="auto" w:fill="D9D9D9"/>
-            <w:vAlign w:val="center"/>
           </w:tcPr>
           <w:p>
             <w:pPr>
@@ -2081,14 +1982,7 @@
                 <w:rFonts w:ascii="Calibri" w:hAnsi="Calibri" w:cs="Calibri"/>
                 <w:b/>
               </w:rPr>
-              <w:t xml:space="preserve">Discussion </w:t>
-            </w:r>
-            <w:r>
-              <w:rPr>
-                <w:rFonts w:ascii="Calibri" w:hAnsi="Calibri" w:cs="Calibri"/>
-                <w:b/>
-              </w:rPr>
-              <w:t>and Decisions</w:t>
+              <w:t>Discussion and Decisions</w:t>
             </w:r>
           </w:p>
         </w:tc>
@@ -2097,7 +1991,6 @@
         <w:tc>
           <w:tcPr>
             <w:tcW w:w="540" w:type="dxa"/>
-            <w:vAlign w:val="center"/>
           </w:tcPr>
           <w:p>
             <w:pPr>
@@ -2137,6 +2030,12 @@
               </w:rPr>
               <w:t>need to rerun to have data results or delay fall into 95% confidence interval</w:t>
             </w:r>
+            <w:r>
+              <w:rPr>
+                <w:rFonts w:ascii="Calibri" w:hAnsi="Calibri" w:cs="Calibri"/>
+              </w:rPr>
+              <w:t>.</w:t>
+            </w:r>
           </w:p>
           <w:p>
             <w:pPr>
@@ -2171,7 +2070,19 @@
               <w:rPr>
                 <w:rFonts w:ascii="Calibri" w:hAnsi="Calibri" w:cs="Calibri"/>
               </w:rPr>
-              <w:t xml:space="preserve">Still do the Confidence of interval for Fedora and Kali, to see if the results fit inside the range or not. </w:t>
+              <w:t xml:space="preserve">Still do the Confidence </w:t>
+            </w:r>
+            <w:r>
+              <w:rPr>
+                <w:rFonts w:ascii="Calibri" w:hAnsi="Calibri" w:cs="Calibri"/>
+              </w:rPr>
+              <w:t>I</w:t>
+            </w:r>
+            <w:r>
+              <w:rPr>
+                <w:rFonts w:ascii="Calibri" w:hAnsi="Calibri" w:cs="Calibri"/>
+              </w:rPr>
+              <w:t xml:space="preserve">nterval for Fedora and Kali, to see if the results fit inside the range or not. </w:t>
             </w:r>
           </w:p>
         </w:tc>
@@ -2180,7 +2091,6 @@
         <w:tc>
           <w:tcPr>
             <w:tcW w:w="540" w:type="dxa"/>
-            <w:vAlign w:val="center"/>
           </w:tcPr>
           <w:p>
             <w:pPr>
@@ -2210,26 +2120,68 @@
               <w:rPr>
                 <w:rFonts w:ascii="Calibri" w:hAnsi="Calibri" w:cs="Calibri"/>
               </w:rPr>
-              <w:t xml:space="preserve">Raymond wants us to record the Hardware specifications </w:t>
-            </w:r>
-            <w:r>
-              <w:rPr>
-                <w:rFonts w:ascii="Calibri" w:hAnsi="Calibri" w:cs="Calibri"/>
-              </w:rPr>
-              <w:t xml:space="preserve">in the Report </w:t>
-            </w:r>
-          </w:p>
-          <w:p>
-            <w:pPr>
-              <w:rPr>
-                <w:rFonts w:ascii="Calibri" w:hAnsi="Calibri" w:cs="Calibri"/>
-              </w:rPr>
-            </w:pPr>
-            <w:r>
-              <w:rPr>
-                <w:rFonts w:ascii="Calibri" w:hAnsi="Calibri" w:cs="Calibri"/>
-              </w:rPr>
-              <w:t xml:space="preserve">We need to take into factors of the hardware specifications and acknowledge the fact that it will affect the network performance. </w:t>
+              <w:t xml:space="preserve">Raymond wants us to record the </w:t>
+            </w:r>
+            <w:r>
+              <w:rPr>
+                <w:rFonts w:ascii="Calibri" w:hAnsi="Calibri" w:cs="Calibri"/>
+              </w:rPr>
+              <w:t>h</w:t>
+            </w:r>
+            <w:r>
+              <w:rPr>
+                <w:rFonts w:ascii="Calibri" w:hAnsi="Calibri" w:cs="Calibri"/>
+              </w:rPr>
+              <w:t xml:space="preserve">ardware specifications </w:t>
+            </w:r>
+            <w:r>
+              <w:rPr>
+                <w:rFonts w:ascii="Calibri" w:hAnsi="Calibri" w:cs="Calibri"/>
+              </w:rPr>
+              <w:t xml:space="preserve">in the </w:t>
+            </w:r>
+            <w:r>
+              <w:rPr>
+                <w:rFonts w:ascii="Calibri" w:hAnsi="Calibri" w:cs="Calibri"/>
+              </w:rPr>
+              <w:t>r</w:t>
+            </w:r>
+            <w:r>
+              <w:rPr>
+                <w:rFonts w:ascii="Calibri" w:hAnsi="Calibri" w:cs="Calibri"/>
+              </w:rPr>
+              <w:t>eport</w:t>
+            </w:r>
+            <w:r>
+              <w:rPr>
+                <w:rFonts w:ascii="Calibri" w:hAnsi="Calibri" w:cs="Calibri"/>
+              </w:rPr>
+              <w:t>.</w:t>
+            </w:r>
+          </w:p>
+          <w:p>
+            <w:pPr>
+              <w:rPr>
+                <w:rFonts w:ascii="Calibri" w:hAnsi="Calibri" w:cs="Calibri"/>
+              </w:rPr>
+            </w:pPr>
+            <w:r>
+              <w:rPr>
+                <w:rFonts w:ascii="Calibri" w:hAnsi="Calibri" w:cs="Calibri"/>
+              </w:rPr>
+              <w:t xml:space="preserve">We need to </w:t>
+            </w:r>
+            <w:r>
+              <w:rPr>
+                <w:rFonts w:ascii="Calibri" w:hAnsi="Calibri" w:cs="Calibri"/>
+              </w:rPr>
+              <w:t>consider</w:t>
+            </w:r>
+            <w:r>
+              <w:rPr>
+                <w:rFonts w:ascii="Calibri" w:hAnsi="Calibri" w:cs="Calibri"/>
+              </w:rPr>
+              <w:t xml:space="preserve"> the hardware specifications and acknowledge the fact that it will affect the network performance. </w:t>
             </w:r>
           </w:p>
           <w:p>
@@ -2255,7 +2207,7 @@
             <w:pPr>
               <w:numPr>
                 <w:ilvl w:val="0"/>
-                <w:numId w:val="29"/>
+                <w:numId w:val="30"/>
               </w:numPr>
               <w:rPr>
                 <w:rFonts w:ascii="Calibri" w:hAnsi="Calibri" w:cs="Calibri"/>
@@ -2271,7 +2223,7 @@
               <w:rPr>
                 <w:rFonts w:ascii="Calibri" w:hAnsi="Calibri" w:cs="Calibri"/>
               </w:rPr>
-              <w:t xml:space="preserve">of using NTP server instead of PTP </w:t>
+              <w:t>of using NTP server instead of PTP</w:t>
             </w:r>
           </w:p>
         </w:tc>
@@ -2280,7 +2232,6 @@
         <w:tc>
           <w:tcPr>
             <w:tcW w:w="540" w:type="dxa"/>
-            <w:vAlign w:val="center"/>
           </w:tcPr>
           <w:p>
             <w:pPr>
@@ -2319,7 +2270,6 @@
         <w:tc>
           <w:tcPr>
             <w:tcW w:w="540" w:type="dxa"/>
-            <w:vAlign w:val="center"/>
           </w:tcPr>
           <w:p>
             <w:pPr>
@@ -2367,7 +2317,6 @@
         </w:tc>
       </w:tr>
     </w:tbl>
-    <w:p/>
     <w:p>
       <w:pPr>
         <w:rPr>
@@ -2389,14 +2338,7 @@
           <w:rFonts w:ascii="Calibri" w:hAnsi="Calibri" w:cs="Calibri"/>
           <w:b/>
         </w:rPr>
-        <w:t xml:space="preserve">Summary of </w:t>
-      </w:r>
-      <w:r>
-        <w:rPr>
-          <w:rFonts w:ascii="Calibri" w:hAnsi="Calibri" w:cs="Calibri"/>
-          <w:b/>
-        </w:rPr>
-        <w:t>Action Items</w:t>
+        <w:t>Summary of Action Items</w:t>
       </w:r>
     </w:p>
     <w:p>
@@ -2571,173 +2513,7 @@
           </w:p>
         </w:tc>
       </w:tr>
-      <w:tr>
-        <w:tc>
-          <w:tcPr>
-            <w:tcW w:w="540" w:type="dxa"/>
-            <w:vAlign w:val="center"/>
-          </w:tcPr>
-          <w:p>
-            <w:pPr>
-              <w:numPr>
-                <w:ilvl w:val="0"/>
-                <w:numId w:val="23"/>
-              </w:numPr>
-              <w:ind w:left="342"/>
-              <w:rPr>
-                <w:rFonts w:ascii="Calibri" w:hAnsi="Calibri" w:cs="Calibri"/>
-              </w:rPr>
-            </w:pPr>
-          </w:p>
-        </w:tc>
-        <w:tc>
-          <w:tcPr>
-            <w:tcW w:w="5400" w:type="dxa"/>
-            <w:vAlign w:val="center"/>
-          </w:tcPr>
-          <w:p>
-            <w:pPr>
-              <w:rPr>
-                <w:rFonts w:ascii="Aptos Display" w:hAnsi="Aptos Display"/>
-              </w:rPr>
-            </w:pPr>
-          </w:p>
-        </w:tc>
-        <w:tc>
-          <w:tcPr>
-            <w:tcW w:w="1530" w:type="dxa"/>
-            <w:vAlign w:val="center"/>
-          </w:tcPr>
-          <w:p>
-            <w:pPr>
-              <w:rPr>
-                <w:rFonts w:ascii="Calibri" w:hAnsi="Calibri" w:cs="Calibri"/>
-              </w:rPr>
-            </w:pPr>
-          </w:p>
-        </w:tc>
-        <w:tc>
-          <w:tcPr>
-            <w:tcW w:w="2520" w:type="dxa"/>
-            <w:vAlign w:val="center"/>
-          </w:tcPr>
-          <w:p>
-            <w:pPr>
-              <w:rPr>
-                <w:rFonts w:ascii="Calibri" w:hAnsi="Calibri" w:cs="Calibri"/>
-              </w:rPr>
-            </w:pPr>
-          </w:p>
-        </w:tc>
-      </w:tr>
-      <w:tr>
-        <w:tc>
-          <w:tcPr>
-            <w:tcW w:w="540" w:type="dxa"/>
-            <w:vAlign w:val="center"/>
-          </w:tcPr>
-          <w:p>
-            <w:pPr>
-              <w:numPr>
-                <w:ilvl w:val="0"/>
-                <w:numId w:val="23"/>
-              </w:numPr>
-              <w:ind w:left="342"/>
-              <w:rPr>
-                <w:rFonts w:ascii="Calibri" w:hAnsi="Calibri" w:cs="Calibri"/>
-              </w:rPr>
-            </w:pPr>
-          </w:p>
-        </w:tc>
-        <w:tc>
-          <w:tcPr>
-            <w:tcW w:w="5400" w:type="dxa"/>
-            <w:vAlign w:val="center"/>
-          </w:tcPr>
-          <w:p/>
-        </w:tc>
-        <w:tc>
-          <w:tcPr>
-            <w:tcW w:w="1530" w:type="dxa"/>
-            <w:vAlign w:val="center"/>
-          </w:tcPr>
-          <w:p>
-            <w:pPr>
-              <w:rPr>
-                <w:rFonts w:ascii="Calibri" w:hAnsi="Calibri" w:cs="Calibri"/>
-              </w:rPr>
-            </w:pPr>
-          </w:p>
-        </w:tc>
-        <w:tc>
-          <w:tcPr>
-            <w:tcW w:w="2520" w:type="dxa"/>
-            <w:vAlign w:val="center"/>
-          </w:tcPr>
-          <w:p>
-            <w:pPr>
-              <w:rPr>
-                <w:rFonts w:ascii="Calibri" w:hAnsi="Calibri" w:cs="Calibri"/>
-              </w:rPr>
-            </w:pPr>
-          </w:p>
-        </w:tc>
-      </w:tr>
-      <w:tr>
-        <w:tc>
-          <w:tcPr>
-            <w:tcW w:w="540" w:type="dxa"/>
-            <w:vAlign w:val="center"/>
-          </w:tcPr>
-          <w:p>
-            <w:pPr>
-              <w:numPr>
-                <w:ilvl w:val="0"/>
-                <w:numId w:val="23"/>
-              </w:numPr>
-              <w:ind w:left="342"/>
-              <w:rPr>
-                <w:rFonts w:ascii="Calibri" w:hAnsi="Calibri" w:cs="Calibri"/>
-              </w:rPr>
-            </w:pPr>
-          </w:p>
-        </w:tc>
-        <w:tc>
-          <w:tcPr>
-            <w:tcW w:w="5400" w:type="dxa"/>
-            <w:vAlign w:val="center"/>
-          </w:tcPr>
-          <w:p/>
-        </w:tc>
-        <w:tc>
-          <w:tcPr>
-            <w:tcW w:w="1530" w:type="dxa"/>
-            <w:vAlign w:val="center"/>
-          </w:tcPr>
-          <w:p>
-            <w:pPr>
-              <w:rPr>
-                <w:rFonts w:ascii="Calibri" w:hAnsi="Calibri" w:cs="Calibri"/>
-              </w:rPr>
-            </w:pPr>
-          </w:p>
-        </w:tc>
-        <w:tc>
-          <w:tcPr>
-            <w:tcW w:w="2520" w:type="dxa"/>
-            <w:vAlign w:val="center"/>
-          </w:tcPr>
-          <w:p>
-            <w:pPr>
-              <w:rPr>
-                <w:rFonts w:ascii="Calibri" w:hAnsi="Calibri" w:cs="Calibri"/>
-              </w:rPr>
-            </w:pPr>
-          </w:p>
-        </w:tc>
-      </w:tr>
     </w:tbl>
-    <w:p/>
     <w:p>
       <w:pPr>
         <w:rPr>
@@ -2757,6 +2533,14 @@
           <w:rFonts w:ascii="Calibri" w:hAnsi="Calibri" w:cs="Calibri"/>
           <w:b/>
         </w:rPr>
+        <w:br w:type="page"/>
+      </w:r>
+      <w:r>
+        <w:rPr>
+          <w:rFonts w:ascii="Calibri" w:hAnsi="Calibri" w:cs="Calibri"/>
+          <w:b/>
+        </w:rPr>
+        <w:lastRenderedPageBreak/>
         <w:t>Next Meeting</w:t>
       </w:r>
     </w:p>
@@ -2797,7 +2581,7 @@
             <w:pPr>
               <w:rPr>
                 <w:rFonts w:ascii="Calibri" w:hAnsi="Calibri" w:cs="Calibri"/>
-                <w:b/>
+                <w:bCs/>
               </w:rPr>
             </w:pPr>
             <w:r>
@@ -2814,13 +2598,13 @@
               </w:rPr>
               <w:t xml:space="preserve"> </w:t>
             </w:r>
-          </w:p>
-          <w:p>
-            <w:pPr>
-              <w:rPr>
-                <w:rFonts w:ascii="Calibri" w:hAnsi="Calibri" w:cs="Calibri"/>
-              </w:rPr>
-            </w:pPr>
+            <w:r>
+              <w:rPr>
+                <w:rFonts w:ascii="Calibri" w:hAnsi="Calibri" w:cs="Calibri"/>
+                <w:bCs/>
+              </w:rPr>
+              <w:t>14/08/2025</w:t>
+            </w:r>
           </w:p>
         </w:tc>
         <w:tc>
@@ -2832,6 +2616,7 @@
             <w:pPr>
               <w:rPr>
                 <w:rFonts w:ascii="Calibri" w:hAnsi="Calibri" w:cs="Calibri"/>
+                <w:bCs/>
               </w:rPr>
             </w:pPr>
             <w:r>
@@ -2848,13 +2633,13 @@
               </w:rPr>
               <w:t xml:space="preserve"> </w:t>
             </w:r>
-          </w:p>
-          <w:p>
-            <w:pPr>
-              <w:rPr>
-                <w:rFonts w:ascii="Calibri" w:hAnsi="Calibri" w:cs="Calibri"/>
-              </w:rPr>
-            </w:pPr>
+            <w:r>
+              <w:rPr>
+                <w:rFonts w:ascii="Calibri" w:hAnsi="Calibri" w:cs="Calibri"/>
+                <w:bCs/>
+              </w:rPr>
+              <w:t>2:00pm</w:t>
+            </w:r>
           </w:p>
         </w:tc>
       </w:tr>
@@ -2913,206 +2698,12 @@
                 <w:rFonts w:ascii="Calibri" w:hAnsi="Calibri" w:cs="Calibri"/>
               </w:rPr>
             </w:pPr>
-          </w:p>
-        </w:tc>
-      </w:tr>
-      <w:tr>
-        <w:trPr>
-          <w:trHeight w:val="70"/>
-        </w:trPr>
-        <w:tc>
-          <w:tcPr>
-            <w:tcW w:w="540" w:type="dxa"/>
-            <w:vAlign w:val="center"/>
-          </w:tcPr>
-          <w:p>
-            <w:pPr>
-              <w:numPr>
-                <w:ilvl w:val="0"/>
-                <w:numId w:val="15"/>
-              </w:numPr>
-              <w:ind w:left="252" w:hanging="208"/>
-              <w:rPr>
-                <w:rFonts w:ascii="Calibri" w:hAnsi="Calibri" w:cs="Calibri"/>
-              </w:rPr>
-            </w:pPr>
-          </w:p>
-        </w:tc>
-        <w:tc>
-          <w:tcPr>
-            <w:tcW w:w="9450" w:type="dxa"/>
-            <w:gridSpan w:val="2"/>
-            <w:vAlign w:val="center"/>
-          </w:tcPr>
-          <w:p>
-            <w:pPr>
-              <w:rPr>
-                <w:rFonts w:ascii="Calibri" w:hAnsi="Calibri" w:cs="Calibri"/>
-              </w:rPr>
-            </w:pPr>
-          </w:p>
-        </w:tc>
-      </w:tr>
-      <w:tr>
-        <w:trPr>
-          <w:trHeight w:val="70"/>
-        </w:trPr>
-        <w:tc>
-          <w:tcPr>
-            <w:tcW w:w="540" w:type="dxa"/>
-            <w:vAlign w:val="center"/>
-          </w:tcPr>
-          <w:p>
-            <w:pPr>
-              <w:numPr>
-                <w:ilvl w:val="0"/>
-                <w:numId w:val="15"/>
-              </w:numPr>
-              <w:ind w:left="252" w:hanging="208"/>
-              <w:rPr>
-                <w:rFonts w:ascii="Calibri" w:hAnsi="Calibri" w:cs="Calibri"/>
-              </w:rPr>
-            </w:pPr>
-          </w:p>
-        </w:tc>
-        <w:tc>
-          <w:tcPr>
-            <w:tcW w:w="9450" w:type="dxa"/>
-            <w:gridSpan w:val="2"/>
-            <w:vAlign w:val="center"/>
-          </w:tcPr>
-          <w:p>
-            <w:pPr>
-              <w:rPr>
-                <w:rFonts w:ascii="Calibri" w:hAnsi="Calibri" w:cs="Calibri"/>
-              </w:rPr>
-            </w:pPr>
-          </w:p>
-        </w:tc>
-      </w:tr>
-      <w:tr>
-        <w:tc>
-          <w:tcPr>
-            <w:tcW w:w="9990" w:type="dxa"/>
-            <w:gridSpan w:val="3"/>
-            <w:vAlign w:val="center"/>
-          </w:tcPr>
-          <w:p>
-            <w:pPr>
-              <w:rPr>
-                <w:rFonts w:ascii="Calibri" w:hAnsi="Calibri" w:cs="Calibri"/>
-                <w:i/>
-              </w:rPr>
-            </w:pPr>
-            <w:r>
-              <w:rPr>
-                <w:rFonts w:ascii="Calibri" w:hAnsi="Calibri" w:cs="Calibri"/>
-                <w:i/>
-              </w:rPr>
-              <w:t>Action Items to be discussed in the next meeting:</w:t>
-            </w:r>
-          </w:p>
-        </w:tc>
-      </w:tr>
-      <w:tr>
-        <w:tc>
-          <w:tcPr>
-            <w:tcW w:w="540" w:type="dxa"/>
-            <w:vAlign w:val="center"/>
-          </w:tcPr>
-          <w:p>
-            <w:pPr>
-              <w:numPr>
-                <w:ilvl w:val="0"/>
-                <w:numId w:val="20"/>
-              </w:numPr>
-              <w:ind w:left="245" w:hanging="202"/>
-              <w:rPr>
-                <w:rFonts w:ascii="Calibri" w:hAnsi="Calibri" w:cs="Calibri"/>
-              </w:rPr>
-            </w:pPr>
-          </w:p>
-        </w:tc>
-        <w:tc>
-          <w:tcPr>
-            <w:tcW w:w="9450" w:type="dxa"/>
-            <w:gridSpan w:val="2"/>
-            <w:vAlign w:val="center"/>
-          </w:tcPr>
-          <w:p>
-            <w:pPr>
-              <w:rPr>
-                <w:rFonts w:ascii="Calibri" w:hAnsi="Calibri" w:cs="Calibri"/>
-              </w:rPr>
-            </w:pPr>
-          </w:p>
-        </w:tc>
-      </w:tr>
-      <w:tr>
-        <w:tc>
-          <w:tcPr>
-            <w:tcW w:w="540" w:type="dxa"/>
-            <w:vAlign w:val="center"/>
-          </w:tcPr>
-          <w:p>
-            <w:pPr>
-              <w:numPr>
-                <w:ilvl w:val="0"/>
-                <w:numId w:val="20"/>
-              </w:numPr>
-              <w:ind w:left="252" w:hanging="208"/>
-              <w:rPr>
-                <w:rFonts w:ascii="Calibri" w:hAnsi="Calibri" w:cs="Calibri"/>
-              </w:rPr>
-            </w:pPr>
-          </w:p>
-        </w:tc>
-        <w:tc>
-          <w:tcPr>
-            <w:tcW w:w="9450" w:type="dxa"/>
-            <w:gridSpan w:val="2"/>
-            <w:vAlign w:val="center"/>
-          </w:tcPr>
-          <w:p>
-            <w:pPr>
-              <w:rPr>
-                <w:rFonts w:ascii="Calibri" w:hAnsi="Calibri" w:cs="Calibri"/>
-              </w:rPr>
-            </w:pPr>
-          </w:p>
-        </w:tc>
-      </w:tr>
-      <w:tr>
-        <w:tc>
-          <w:tcPr>
-            <w:tcW w:w="540" w:type="dxa"/>
-            <w:vAlign w:val="center"/>
-          </w:tcPr>
-          <w:p>
-            <w:pPr>
-              <w:numPr>
-                <w:ilvl w:val="0"/>
-                <w:numId w:val="20"/>
-              </w:numPr>
-              <w:ind w:left="252" w:hanging="208"/>
-              <w:rPr>
-                <w:rFonts w:ascii="Calibri" w:hAnsi="Calibri" w:cs="Calibri"/>
-              </w:rPr>
-            </w:pPr>
-          </w:p>
-        </w:tc>
-        <w:tc>
-          <w:tcPr>
-            <w:tcW w:w="9450" w:type="dxa"/>
-            <w:gridSpan w:val="2"/>
-            <w:vAlign w:val="center"/>
-          </w:tcPr>
-          <w:p>
-            <w:pPr>
-              <w:rPr>
-                <w:rFonts w:ascii="Calibri" w:hAnsi="Calibri" w:cs="Calibri"/>
-              </w:rPr>
-            </w:pPr>
+            <w:r>
+              <w:rPr>
+                <w:rFonts w:ascii="Calibri" w:hAnsi="Calibri" w:cs="Calibri"/>
+              </w:rPr>
+              <w:t>Debrief after presenting Fedora data to client</w:t>
+            </w:r>
           </w:p>
         </w:tc>
       </w:tr>
@@ -5279,6 +4870,119 @@
     </w:lvl>
   </w:abstractNum>
   <w:abstractNum w:abstractNumId="19" w15:restartNumberingAfterBreak="0">
+    <w:nsid w:val="4B3C7FC4"/>
+    <w:multiLevelType w:val="hybridMultilevel"/>
+    <w:tmpl w:val="C5084102"/>
+    <w:lvl w:ilvl="0" w:tplc="14090001">
+      <w:start w:val="1"/>
+      <w:numFmt w:val="bullet"/>
+      <w:lvlText w:val=""/>
+      <w:lvlJc w:val="left"/>
+      <w:pPr>
+        <w:ind w:left="360" w:hanging="360"/>
+      </w:pPr>
+      <w:rPr>
+        <w:rFonts w:ascii="Symbol" w:hAnsi="Symbol" w:hint="default"/>
+      </w:rPr>
+    </w:lvl>
+    <w:lvl w:ilvl="1" w:tplc="14090003" w:tentative="1">
+      <w:start w:val="1"/>
+      <w:numFmt w:val="bullet"/>
+      <w:lvlText w:val="o"/>
+      <w:lvlJc w:val="left"/>
+      <w:pPr>
+        <w:ind w:left="1080" w:hanging="360"/>
+      </w:pPr>
+      <w:rPr>
+        <w:rFonts w:ascii="Courier New" w:hAnsi="Courier New" w:cs="Courier New" w:hint="default"/>
+      </w:rPr>
+    </w:lvl>
+    <w:lvl w:ilvl="2" w:tplc="14090005" w:tentative="1">
+      <w:start w:val="1"/>
+      <w:numFmt w:val="bullet"/>
+      <w:lvlText w:val=""/>
+      <w:lvlJc w:val="left"/>
+      <w:pPr>
+        <w:ind w:left="1800" w:hanging="360"/>
+      </w:pPr>
+      <w:rPr>
+        <w:rFonts w:ascii="Wingdings" w:hAnsi="Wingdings" w:hint="default"/>
+      </w:rPr>
+    </w:lvl>
+    <w:lvl w:ilvl="3" w:tplc="14090001" w:tentative="1">
+      <w:start w:val="1"/>
+      <w:numFmt w:val="bullet"/>
+      <w:lvlText w:val=""/>
+      <w:lvlJc w:val="left"/>
+      <w:pPr>
+        <w:ind w:left="2520" w:hanging="360"/>
+      </w:pPr>
+      <w:rPr>
+        <w:rFonts w:ascii="Symbol" w:hAnsi="Symbol" w:hint="default"/>
+      </w:rPr>
+    </w:lvl>
+    <w:lvl w:ilvl="4" w:tplc="14090003" w:tentative="1">
+      <w:start w:val="1"/>
+      <w:numFmt w:val="bullet"/>
+      <w:lvlText w:val="o"/>
+      <w:lvlJc w:val="left"/>
+      <w:pPr>
+        <w:ind w:left="3240" w:hanging="360"/>
+      </w:pPr>
+      <w:rPr>
+        <w:rFonts w:ascii="Courier New" w:hAnsi="Courier New" w:cs="Courier New" w:hint="default"/>
+      </w:rPr>
+    </w:lvl>
+    <w:lvl w:ilvl="5" w:tplc="14090005" w:tentative="1">
+      <w:start w:val="1"/>
+      <w:numFmt w:val="bullet"/>
+      <w:lvlText w:val=""/>
+      <w:lvlJc w:val="left"/>
+      <w:pPr>
+        <w:ind w:left="3960" w:hanging="360"/>
+      </w:pPr>
+      <w:rPr>
+        <w:rFonts w:ascii="Wingdings" w:hAnsi="Wingdings" w:hint="default"/>
+      </w:rPr>
+    </w:lvl>
+    <w:lvl w:ilvl="6" w:tplc="14090001" w:tentative="1">
+      <w:start w:val="1"/>
+      <w:numFmt w:val="bullet"/>
+      <w:lvlText w:val=""/>
+      <w:lvlJc w:val="left"/>
+      <w:pPr>
+        <w:ind w:left="4680" w:hanging="360"/>
+      </w:pPr>
+      <w:rPr>
+        <w:rFonts w:ascii="Symbol" w:hAnsi="Symbol" w:hint="default"/>
+      </w:rPr>
+    </w:lvl>
+    <w:lvl w:ilvl="7" w:tplc="14090003" w:tentative="1">
+      <w:start w:val="1"/>
+      <w:numFmt w:val="bullet"/>
+      <w:lvlText w:val="o"/>
+      <w:lvlJc w:val="left"/>
+      <w:pPr>
+        <w:ind w:left="5400" w:hanging="360"/>
+      </w:pPr>
+      <w:rPr>
+        <w:rFonts w:ascii="Courier New" w:hAnsi="Courier New" w:cs="Courier New" w:hint="default"/>
+      </w:rPr>
+    </w:lvl>
+    <w:lvl w:ilvl="8" w:tplc="14090005" w:tentative="1">
+      <w:start w:val="1"/>
+      <w:numFmt w:val="bullet"/>
+      <w:lvlText w:val=""/>
+      <w:lvlJc w:val="left"/>
+      <w:pPr>
+        <w:ind w:left="6120" w:hanging="360"/>
+      </w:pPr>
+      <w:rPr>
+        <w:rFonts w:ascii="Wingdings" w:hAnsi="Wingdings" w:hint="default"/>
+      </w:rPr>
+    </w:lvl>
+  </w:abstractNum>
+  <w:abstractNum w:abstractNumId="20" w15:restartNumberingAfterBreak="0">
     <w:nsid w:val="4FAA006A"/>
     <w:multiLevelType w:val="hybridMultilevel"/>
     <w:tmpl w:val="94EA5074"/>
@@ -5364,7 +5068,7 @@
       </w:pPr>
     </w:lvl>
   </w:abstractNum>
-  <w:abstractNum w:abstractNumId="20" w15:restartNumberingAfterBreak="0">
+  <w:abstractNum w:abstractNumId="21" w15:restartNumberingAfterBreak="0">
     <w:nsid w:val="5CEF0FC2"/>
     <w:multiLevelType w:val="hybridMultilevel"/>
     <w:tmpl w:val="A1E2E83A"/>
@@ -5477,7 +5181,7 @@
       </w:rPr>
     </w:lvl>
   </w:abstractNum>
-  <w:abstractNum w:abstractNumId="21" w15:restartNumberingAfterBreak="0">
+  <w:abstractNum w:abstractNumId="22" w15:restartNumberingAfterBreak="0">
     <w:nsid w:val="61E5548B"/>
     <w:multiLevelType w:val="hybridMultilevel"/>
     <w:tmpl w:val="8570A53A"/>
@@ -5566,7 +5270,7 @@
       </w:pPr>
     </w:lvl>
   </w:abstractNum>
-  <w:abstractNum w:abstractNumId="22" w15:restartNumberingAfterBreak="0">
+  <w:abstractNum w:abstractNumId="23" w15:restartNumberingAfterBreak="0">
     <w:nsid w:val="65B065B4"/>
     <w:multiLevelType w:val="hybridMultilevel"/>
     <w:tmpl w:val="5D700912"/>
@@ -5680,7 +5384,7 @@
       </w:rPr>
     </w:lvl>
   </w:abstractNum>
-  <w:abstractNum w:abstractNumId="23" w15:restartNumberingAfterBreak="0">
+  <w:abstractNum w:abstractNumId="24" w15:restartNumberingAfterBreak="0">
     <w:nsid w:val="6C704C18"/>
     <w:multiLevelType w:val="hybridMultilevel"/>
     <w:tmpl w:val="67D27778"/>
@@ -5769,7 +5473,7 @@
       </w:pPr>
     </w:lvl>
   </w:abstractNum>
-  <w:abstractNum w:abstractNumId="24" w15:restartNumberingAfterBreak="0">
+  <w:abstractNum w:abstractNumId="25" w15:restartNumberingAfterBreak="0">
     <w:nsid w:val="73560715"/>
     <w:multiLevelType w:val="hybridMultilevel"/>
     <w:tmpl w:val="BECE77BE"/>
@@ -5855,7 +5559,7 @@
       </w:pPr>
     </w:lvl>
   </w:abstractNum>
-  <w:abstractNum w:abstractNumId="25" w15:restartNumberingAfterBreak="0">
+  <w:abstractNum w:abstractNumId="26" w15:restartNumberingAfterBreak="0">
     <w:nsid w:val="74AA6EC1"/>
     <w:multiLevelType w:val="hybridMultilevel"/>
     <w:tmpl w:val="8570A53A"/>
@@ -5944,7 +5648,7 @@
       </w:pPr>
     </w:lvl>
   </w:abstractNum>
-  <w:abstractNum w:abstractNumId="26" w15:restartNumberingAfterBreak="0">
+  <w:abstractNum w:abstractNumId="27" w15:restartNumberingAfterBreak="0">
     <w:nsid w:val="773BDE37"/>
     <w:multiLevelType w:val="hybridMultilevel"/>
     <w:tmpl w:val="B39E3C7A"/>
@@ -6057,7 +5761,7 @@
       </w:rPr>
     </w:lvl>
   </w:abstractNum>
-  <w:abstractNum w:abstractNumId="27" w15:restartNumberingAfterBreak="0">
+  <w:abstractNum w:abstractNumId="28" w15:restartNumberingAfterBreak="0">
     <w:nsid w:val="77AC42FB"/>
     <w:multiLevelType w:val="hybridMultilevel"/>
     <w:tmpl w:val="BECE77BE"/>
@@ -6143,7 +5847,7 @@
       </w:pPr>
     </w:lvl>
   </w:abstractNum>
-  <w:abstractNum w:abstractNumId="28" w15:restartNumberingAfterBreak="0">
+  <w:abstractNum w:abstractNumId="29" w15:restartNumberingAfterBreak="0">
     <w:nsid w:val="7FB34F34"/>
     <w:multiLevelType w:val="hybridMultilevel"/>
     <w:tmpl w:val="A66C2B76"/>
@@ -6260,7 +5964,7 @@
     <w:abstractNumId w:val="4"/>
   </w:num>
   <w:num w:numId="2" w16cid:durableId="1827748005">
-    <w:abstractNumId w:val="26"/>
+    <w:abstractNumId w:val="27"/>
   </w:num>
   <w:num w:numId="3" w16cid:durableId="1727099084">
     <w:abstractNumId w:val="3"/>
@@ -6272,7 +5976,7 @@
     <w:abstractNumId w:val="17"/>
   </w:num>
   <w:num w:numId="6" w16cid:durableId="1871723137">
-    <w:abstractNumId w:val="22"/>
+    <w:abstractNumId w:val="23"/>
   </w:num>
   <w:num w:numId="7" w16cid:durableId="466747827">
     <w:abstractNumId w:val="11"/>
@@ -6284,7 +5988,7 @@
     <w:abstractNumId w:val="13"/>
   </w:num>
   <w:num w:numId="10" w16cid:durableId="145901084">
-    <w:abstractNumId w:val="19"/>
+    <w:abstractNumId w:val="20"/>
   </w:num>
   <w:num w:numId="11" w16cid:durableId="1516842437">
     <w:abstractNumId w:val="9"/>
@@ -6293,19 +5997,19 @@
     <w:abstractNumId w:val="15"/>
   </w:num>
   <w:num w:numId="13" w16cid:durableId="897014304">
-    <w:abstractNumId w:val="23"/>
+    <w:abstractNumId w:val="24"/>
   </w:num>
   <w:num w:numId="14" w16cid:durableId="882012758">
     <w:abstractNumId w:val="18"/>
   </w:num>
   <w:num w:numId="15" w16cid:durableId="702285785">
-    <w:abstractNumId w:val="25"/>
+    <w:abstractNumId w:val="26"/>
   </w:num>
   <w:num w:numId="16" w16cid:durableId="762915624">
     <w:abstractNumId w:val="10"/>
   </w:num>
   <w:num w:numId="17" w16cid:durableId="1239755907">
-    <w:abstractNumId w:val="21"/>
+    <w:abstractNumId w:val="22"/>
   </w:num>
   <w:num w:numId="18" w16cid:durableId="1728913164">
     <w:abstractNumId w:val="12"/>
@@ -6317,7 +6021,7 @@
     <w:abstractNumId w:val="8"/>
   </w:num>
   <w:num w:numId="21" w16cid:durableId="312878469">
-    <w:abstractNumId w:val="27"/>
+    <w:abstractNumId w:val="28"/>
   </w:num>
   <w:num w:numId="22" w16cid:durableId="600650231">
     <w:abstractNumId w:val="2"/>
@@ -6326,13 +6030,13 @@
     <w:abstractNumId w:val="16"/>
   </w:num>
   <w:num w:numId="24" w16cid:durableId="1710757090">
-    <w:abstractNumId w:val="24"/>
+    <w:abstractNumId w:val="25"/>
   </w:num>
   <w:num w:numId="25" w16cid:durableId="106432385">
-    <w:abstractNumId w:val="20"/>
+    <w:abstractNumId w:val="21"/>
   </w:num>
   <w:num w:numId="26" w16cid:durableId="1516311587">
-    <w:abstractNumId w:val="28"/>
+    <w:abstractNumId w:val="29"/>
   </w:num>
   <w:num w:numId="27" w16cid:durableId="1555922877">
     <w:abstractNumId w:val="5"/>
@@ -6342,6 +6046,9 @@
   </w:num>
   <w:num w:numId="29" w16cid:durableId="708259129">
     <w:abstractNumId w:val="7"/>
+  </w:num>
+  <w:num w:numId="30" w16cid:durableId="1493180085">
+    <w:abstractNumId w:val="19"/>
   </w:num>
 </w:numbering>
 </file>
